--- a/lt_Amjad_Masoud_PMP_Resume.docx
+++ b/lt_Amjad_Masoud_PMP_Resume.docx
@@ -114,35 +114,7 @@
           <w:color w:val="333333"/>
           <w:sz w:val="20"/>
         </w:rPr>
-        <w:t xml:space="preserve">PMP certified IT leader with 20 years of experience directing digital transformation programs and cross functional delivery teams, bridging the gap between C-suite vision and technical execution, and </w:t>
-      </w:r>
-      <w:r>
-        <w:rPr>
-          <w:color w:val="333333"/>
-          <w:sz w:val="20"/>
-        </w:rPr>
-        <w:t xml:space="preserve">transforming </w:t>
-      </w:r>
-      <w:r>
-        <w:rPr>
-          <w:color w:val="333333"/>
-          <w:sz w:val="20"/>
-        </w:rPr>
-        <w:t xml:space="preserve">legacy infrastructure into scalable cloud environments, proven track record </w:t>
-      </w:r>
-      <w:r>
-        <w:rPr>
-          <w:color w:val="333333"/>
-          <w:sz w:val="20"/>
-        </w:rPr>
-        <w:t>steering</w:t>
-      </w:r>
-      <w:r>
-        <w:rPr>
-          <w:color w:val="333333"/>
-          <w:sz w:val="20"/>
-        </w:rPr>
-        <w:t xml:space="preserve"> multi-million dollar government and enterprise portfolios.</w:t>
+        <w:t>PMP certified IT leader with 20 years of experience directing digital transformation programs and cross functional delivery teams, bridging the gap between C-suite vision and technical execution, and transforming legacy infrastructure into scalable cloud environments, proven track record steering multi-million dollar government and enterprise portfolios.</w:t>
       </w:r>
     </w:p>
     <w:p>
@@ -717,27 +689,6 @@
     </w:p>
     <w:p>
       <w:pPr>
-        <w:pStyle w:val="Normal"/>
-        <w:spacing w:before="0" w:after="60"/>
-        <w:rPr/>
-      </w:pPr>
-      <w:r>
-        <w:rPr>
-          <w:color w:val="333333"/>
-          <w:sz w:val="20"/>
-        </w:rPr>
-        <w:t>Directing</w:t>
-      </w:r>
-      <w:r>
-        <w:rPr>
-          <w:color w:val="333333"/>
-          <w:sz w:val="20"/>
-        </w:rPr>
-        <w:t xml:space="preserve"> the end-to-end digital transformation of a government agency's manual workflows, replacing fragmented legacy systems with a centralized, scalable platform. Managing a cross-functional team of 5 and reporting directly to client executives.</w:t>
-      </w:r>
-    </w:p>
-    <w:p>
-      <w:pPr>
         <w:pStyle w:val="ListBullet"/>
         <w:numPr>
           <w:ilvl w:val="0"/>
@@ -779,14 +730,7 @@
           <w:color w:val="333333"/>
           <w:sz w:val="20"/>
         </w:rPr>
-        <w:t xml:space="preserve">Conducted </w:t>
-      </w:r>
-      <w:r>
-        <w:rPr>
-          <w:color w:val="333333"/>
-          <w:sz w:val="20"/>
-        </w:rPr>
-        <w:t xml:space="preserve">stakeholder alignment workshops to map out complex enterprise architecture requirements, turning high-level business needs into actionable technical execution road-maps </w:t>
+        <w:t xml:space="preserve">Conducted stakeholder alignment workshops to map out complex enterprise architecture requirements, turning high-level business needs into actionable technical execution road-maps </w:t>
       </w:r>
     </w:p>
     <w:p>
@@ -847,6 +791,72 @@
           <w:sz w:val="20"/>
         </w:rPr>
         <w:t>Facilitated stakeholder workshops and weekly executive sprint reviews, securing formal client sign-off on all major deliverables.</w:t>
+      </w:r>
+    </w:p>
+    <w:p>
+      <w:pPr>
+        <w:pStyle w:val="ListBullet"/>
+        <w:numPr>
+          <w:ilvl w:val="0"/>
+          <w:numId w:val="0"/>
+        </w:numPr>
+        <w:spacing w:before="0" w:after="40"/>
+        <w:ind w:hanging="360" w:start="567"/>
+        <w:contextualSpacing/>
+        <w:rPr>
+          <w:color w:val="333333"/>
+          <w:sz w:val="20"/>
+        </w:rPr>
+      </w:pPr>
+      <w:r>
+        <w:rPr>
+          <w:color w:val="333333"/>
+          <w:sz w:val="20"/>
+        </w:rPr>
+      </w:r>
+    </w:p>
+    <w:p>
+      <w:pPr>
+        <w:pStyle w:val="ListBullet"/>
+        <w:numPr>
+          <w:ilvl w:val="0"/>
+          <w:numId w:val="0"/>
+        </w:numPr>
+        <w:spacing w:before="0" w:after="40"/>
+        <w:ind w:hanging="360" w:start="567"/>
+        <w:contextualSpacing/>
+        <w:rPr>
+          <w:color w:val="333333"/>
+          <w:sz w:val="20"/>
+        </w:rPr>
+      </w:pPr>
+      <w:r>
+        <w:rPr>
+          <w:color w:val="333333"/>
+          <w:sz w:val="20"/>
+        </w:rPr>
+      </w:r>
+    </w:p>
+    <w:p>
+      <w:pPr>
+        <w:pStyle w:val="ListBullet"/>
+        <w:numPr>
+          <w:ilvl w:val="0"/>
+          <w:numId w:val="0"/>
+        </w:numPr>
+        <w:spacing w:before="0" w:after="40"/>
+        <w:ind w:hanging="360" w:start="567"/>
+        <w:contextualSpacing/>
+        <w:rPr>
+          <w:color w:val="333333"/>
+          <w:sz w:val="20"/>
+        </w:rPr>
+      </w:pPr>
+      <w:r>
+        <w:rPr>
+          <w:color w:val="333333"/>
+          <w:sz w:val="20"/>
+        </w:rPr>
       </w:r>
     </w:p>
     <w:p>
@@ -959,36 +969,14 @@
           <w:color w:val="333333"/>
           <w:sz w:val="20"/>
         </w:rPr>
-        <w:t>Directed</w:t>
-      </w:r>
-      <w:r>
-        <w:rPr>
-          <w:b/>
-          <w:color w:val="333333"/>
-          <w:sz w:val="20"/>
-        </w:rPr>
-        <w:t xml:space="preserve"> the end-to-end technical delivery</w:t>
+        <w:t>Directed the end-to-end technical delivery</w:t>
       </w:r>
       <w:r>
         <w:rPr>
           <w:color w:val="333333"/>
           <w:sz w:val="20"/>
         </w:rPr>
-        <w:t xml:space="preserve"> and legacy-to-modern platform migration for a high-traffic e-commerce ecosystem generating </w:t>
-      </w:r>
-      <w:r>
-        <w:rPr>
-          <w:color w:val="333333"/>
-          <w:sz w:val="20"/>
-        </w:rPr>
-        <w:t>1 Billion SAR</w:t>
-      </w:r>
-      <w:r>
-        <w:rPr>
-          <w:color w:val="333333"/>
-          <w:sz w:val="20"/>
-        </w:rPr>
-        <w:t xml:space="preserve"> annual revenue. </w:t>
+        <w:t xml:space="preserve"> and legacy-to-modern platform migration for a high-traffic e-commerce ecosystem generating 1 Billion SAR annual revenue. </w:t>
       </w:r>
     </w:p>
     <w:p>
@@ -1007,25 +995,11 @@
         <w:rPr>
           <w:b/>
         </w:rPr>
-        <w:t xml:space="preserve">Directed dual-stream cross-functional engineering </w:t>
-      </w:r>
-      <w:r>
-        <w:rPr>
-          <w:b/>
-        </w:rPr>
-        <w:t>teams</w:t>
+        <w:t>Directed dual-stream cross-functional engineering teams</w:t>
       </w:r>
       <w:r>
         <w:rPr/>
-        <w:t xml:space="preserve"> (Backend &amp; Mobile), driving recruitment, on-boarding, resource allocation, and daily Agile-Scrum </w:t>
-      </w:r>
-      <w:r>
-        <w:rPr/>
-        <w:t>activities</w:t>
-      </w:r>
-      <w:r>
-        <w:rPr/>
-        <w:t xml:space="preserve"> to optimize team velocity. </w:t>
+        <w:t xml:space="preserve"> (Backend &amp; Mobile), driving recruitment, on-boarding, resource allocation, and daily Agile-Scrum activities to optimize team velocity. </w:t>
       </w:r>
     </w:p>
     <w:p>
@@ -1049,36 +1023,14 @@
           <w:color w:val="333333"/>
           <w:sz w:val="20"/>
         </w:rPr>
-        <w:t>Enterprise-grade</w:t>
-      </w:r>
-      <w:r>
-        <w:rPr>
-          <w:b/>
-          <w:color w:val="333333"/>
-          <w:sz w:val="20"/>
-        </w:rPr>
-        <w:t xml:space="preserve"> infrastructure delivery:</w:t>
+        <w:t>Enterprise-grade infrastructure delivery:</w:t>
       </w:r>
       <w:r>
         <w:rPr>
           <w:color w:val="333333"/>
           <w:sz w:val="20"/>
         </w:rPr>
-        <w:t xml:space="preserve"> </w:t>
-      </w:r>
-      <w:r>
-        <w:rPr>
-          <w:color w:val="333333"/>
-          <w:sz w:val="20"/>
-        </w:rPr>
-        <w:t>Led</w:t>
-      </w:r>
-      <w:r>
-        <w:rPr>
-          <w:color w:val="333333"/>
-          <w:sz w:val="20"/>
-        </w:rPr>
-        <w:t xml:space="preserve"> a platform overhaul that scaled capacity from 15,000 to 120,000 daily orders (an 8x increase) while driving system latency down from 3s to sub-200ms, directly unlocking corporate revenue growth. </w:t>
+        <w:t xml:space="preserve"> Led a platform overhaul that scaled capacity from 15,000 to 120,000 daily orders (an 8x increase) while driving system latency down from 3s to sub-200ms, directly unlocking corporate revenue growth. </w:t>
       </w:r>
     </w:p>
     <w:p>
@@ -1109,35 +1061,7 @@
           <w:color w:val="333333"/>
           <w:sz w:val="20"/>
         </w:rPr>
-        <w:t xml:space="preserve"> by </w:t>
-      </w:r>
-      <w:r>
-        <w:rPr>
-          <w:color w:val="333333"/>
-          <w:sz w:val="20"/>
-        </w:rPr>
-        <w:t>designing</w:t>
-      </w:r>
-      <w:r>
-        <w:rPr>
-          <w:color w:val="333333"/>
-          <w:sz w:val="20"/>
-        </w:rPr>
-        <w:t xml:space="preserve"> a high-availability SQL Server "Always On" solution </w:t>
-      </w:r>
-      <w:r>
-        <w:rPr>
-          <w:color w:val="333333"/>
-          <w:sz w:val="20"/>
-        </w:rPr>
-        <w:t>(99.9% up-time)</w:t>
-      </w:r>
-      <w:r>
-        <w:rPr>
-          <w:color w:val="333333"/>
-          <w:sz w:val="20"/>
-        </w:rPr>
-        <w:t xml:space="preserve">, executing a complex database cut-over with zero downtime. </w:t>
+        <w:t xml:space="preserve"> by designing a high-availability SQL Server "Always On" solution (99.9% up-time), executing a complex database cut-over with zero downtime. </w:t>
       </w:r>
     </w:p>
     <w:p>
@@ -1161,36 +1085,14 @@
           <w:color w:val="333333"/>
           <w:sz w:val="20"/>
         </w:rPr>
-        <w:t>Enhanced</w:t>
-      </w:r>
-      <w:r>
-        <w:rPr>
-          <w:b/>
-          <w:color w:val="333333"/>
-          <w:sz w:val="20"/>
-        </w:rPr>
-        <w:t xml:space="preserve"> engineering delivery practices</w:t>
+        <w:t>Enhanced engineering delivery practices</w:t>
       </w:r>
       <w:r>
         <w:rPr>
           <w:color w:val="333333"/>
           <w:sz w:val="20"/>
         </w:rPr>
-        <w:t xml:space="preserve"> by establishing automated CI/CD pipelines, slashing release cycle </w:t>
-      </w:r>
-      <w:r>
-        <w:rPr>
-          <w:color w:val="333333"/>
-          <w:sz w:val="20"/>
-        </w:rPr>
-        <w:t>delays</w:t>
-      </w:r>
-      <w:r>
-        <w:rPr>
-          <w:color w:val="333333"/>
-          <w:sz w:val="20"/>
-        </w:rPr>
-        <w:t xml:space="preserve">, and significantly lowering deployment-day risks. </w:t>
+        <w:t xml:space="preserve"> by establishing automated CI/CD pipelines, slashing release cycle delays, and significantly lowering deployment-day risks. </w:t>
       </w:r>
     </w:p>
     <w:p>
@@ -1256,11 +1158,7 @@
       </w:r>
       <w:r>
         <w:rPr/>
-        <w:t xml:space="preserve"> </w:t>
-      </w:r>
-      <w:r>
-        <w:rPr/>
-        <w:t>(</w:t>
+        <w:t xml:space="preserve"> (</w:t>
       </w:r>
       <w:r>
         <w:rPr>
@@ -1268,15 +1166,7 @@
           <w:color w:val="1B2A4A"/>
           <w:sz w:val="22"/>
         </w:rPr>
-        <w:t>CTO</w:t>
-      </w:r>
-      <w:r>
-        <w:rPr>
-          <w:b/>
-          <w:color w:val="1B2A4A"/>
-          <w:sz w:val="22"/>
-        </w:rPr>
-        <w:t>)</w:t>
+        <w:t>CTO)</w:t>
       </w:r>
       <w:r>
         <w:rPr/>
@@ -1326,15 +1216,7 @@
           <w:color w:val="333333"/>
           <w:sz w:val="20"/>
         </w:rPr>
-        <w:t>Led</w:t>
-      </w:r>
-      <w:r>
-        <w:rPr>
-          <w:b/>
-          <w:color w:val="333333"/>
-          <w:sz w:val="20"/>
-        </w:rPr>
-        <w:t xml:space="preserve"> the technical road-map, product delivery strategy, and launch</w:t>
+        <w:t>Led the technical road-map, product delivery strategy, and launch</w:t>
       </w:r>
       <w:r>
         <w:rPr>
@@ -1365,15 +1247,7 @@
           <w:color w:val="333333"/>
           <w:sz w:val="20"/>
         </w:rPr>
-        <w:t>Directed</w:t>
-      </w:r>
-      <w:r>
-        <w:rPr>
-          <w:b/>
-          <w:color w:val="333333"/>
-          <w:sz w:val="20"/>
-        </w:rPr>
-        <w:t xml:space="preserve"> the end-to-end development life cycle (SDLC)</w:t>
+        <w:t>Directed the end-to-end development life cycle (SDLC)</w:t>
       </w:r>
       <w:r>
         <w:rPr>
@@ -1430,7 +1304,10 @@
         </w:rPr>
       </w:pPr>
       <w:r>
-        <w:rPr/>
+        <w:rPr>
+          <w:color w:val="333333"/>
+          <w:sz w:val="20"/>
+        </w:rPr>
       </w:r>
     </w:p>
     <w:p>
@@ -1626,7 +1503,21 @@
           <w:color w:val="555555"/>
           <w:sz w:val="20"/>
         </w:rPr>
-        <w:t>2010 – 2013</w:t>
+        <w:t>20</w:t>
+      </w:r>
+      <w:r>
+        <w:rPr>
+          <w:color w:val="555555"/>
+          <w:sz w:val="20"/>
+        </w:rPr>
+        <w:t>05</w:t>
+      </w:r>
+      <w:r>
+        <w:rPr>
+          <w:color w:val="555555"/>
+          <w:sz w:val="20"/>
+        </w:rPr>
+        <w:t xml:space="preserve"> – 2013</w:t>
       </w:r>
     </w:p>
     <w:p>
@@ -1641,15 +1532,7 @@
           <w:color w:val="2E74B5"/>
           <w:sz w:val="20"/>
         </w:rPr>
-        <w:t xml:space="preserve">Grant Thornton, </w:t>
-      </w:r>
-      <w:r>
-        <w:rPr>
-          <w:i/>
-          <w:color w:val="2E74B5"/>
-          <w:sz w:val="20"/>
-        </w:rPr>
-        <w:t>Saudi Arabia</w:t>
+        <w:t>Grant Thornton, Saudi Arabia</w:t>
       </w:r>
     </w:p>
     <w:p>
@@ -1673,15 +1556,7 @@
           <w:color w:val="333333"/>
           <w:sz w:val="20"/>
         </w:rPr>
-        <w:t>Directed</w:t>
-      </w:r>
-      <w:r>
-        <w:rPr>
-          <w:b/>
-          <w:color w:val="333333"/>
-          <w:sz w:val="20"/>
-        </w:rPr>
-        <w:t xml:space="preserve"> the end-to-end product lifecycle and modernization strategy</w:t>
+        <w:t>Directed the end-to-end product lifecycle and modernization strategy</w:t>
       </w:r>
       <w:r>
         <w:rPr>
@@ -1750,21 +1625,7 @@
           <w:color w:val="333333"/>
           <w:sz w:val="20"/>
         </w:rPr>
-        <w:t xml:space="preserve"> </w:t>
-      </w:r>
-      <w:r>
-        <w:rPr>
-          <w:color w:val="333333"/>
-          <w:sz w:val="20"/>
-        </w:rPr>
-        <w:t>led</w:t>
-      </w:r>
-      <w:r>
-        <w:rPr>
-          <w:color w:val="333333"/>
-          <w:sz w:val="20"/>
-        </w:rPr>
-        <w:t xml:space="preserve"> the platform release as </w:t>
+        <w:t xml:space="preserve"> led the platform release as </w:t>
       </w:r>
       <w:r>
         <w:rPr>

--- a/lt_Amjad_Masoud_PMP_Resume.docx
+++ b/lt_Amjad_Masoud_PMP_Resume.docx
@@ -65,7 +65,55 @@
           <w:szCs w:val="22"/>
           <w:lang w:val="en-US" w:eastAsia="en-US" w:bidi="ar-SA"/>
         </w:rPr>
-        <w:t>Senior Technical Program Manager | Technical Delivery Director</w:t>
+        <w:t>IT</w:t>
+      </w:r>
+      <w:r>
+        <w:rPr>
+          <w:rFonts w:eastAsia="ＭＳ 明朝" w:cs=""/>
+          <w:b/>
+          <w:color w:val="2E74B5"/>
+          <w:kern w:val="0"/>
+          <w:sz w:val="21"/>
+          <w:szCs w:val="22"/>
+          <w:lang w:val="en-US" w:eastAsia="en-US" w:bidi="ar-SA"/>
+        </w:rPr>
+        <w:t xml:space="preserve"> </w:t>
+      </w:r>
+      <w:r>
+        <w:rPr>
+          <w:rFonts w:eastAsia="ＭＳ 明朝" w:cs=""/>
+          <w:b/>
+          <w:color w:val="2E74B5"/>
+          <w:kern w:val="0"/>
+          <w:sz w:val="21"/>
+          <w:szCs w:val="22"/>
+          <w:lang w:val="en-US" w:eastAsia="en-US" w:bidi="ar-SA"/>
+        </w:rPr>
+        <w:t>Project</w:t>
+      </w:r>
+      <w:r>
+        <w:rPr>
+          <w:rFonts w:eastAsia="ＭＳ 明朝" w:cs=""/>
+          <w:b/>
+          <w:color w:val="2E74B5"/>
+          <w:kern w:val="0"/>
+          <w:sz w:val="21"/>
+          <w:szCs w:val="22"/>
+          <w:lang w:val="en-US" w:eastAsia="en-US" w:bidi="ar-SA"/>
+        </w:rPr>
+        <w:t xml:space="preserve"> Manager | Technical Delivery </w:t>
+      </w:r>
+      <w:r>
+        <w:rPr>
+          <w:rFonts w:eastAsia="ＭＳ 明朝" w:cs=""/>
+          <w:b/>
+          <w:color w:val="2E74B5"/>
+          <w:kern w:val="0"/>
+          <w:sz w:val="21"/>
+          <w:szCs w:val="22"/>
+          <w:lang w:val="en-US" w:eastAsia="en-US" w:bidi="ar-SA"/>
+        </w:rPr>
+        <w:t>Manager</w:t>
       </w:r>
       <w:r>
         <w:rPr/>
@@ -114,7 +162,49 @@
           <w:color w:val="333333"/>
           <w:sz w:val="20"/>
         </w:rPr>
-        <w:t>PMP certified IT leader with 20 years of experience directing digital transformation programs and cross functional delivery teams, bridging the gap between C-suite vision and technical execution, and transforming legacy infrastructure into scalable cloud environments, proven track record steering multi-million dollar government and enterprise portfolios.</w:t>
+        <w:t xml:space="preserve">PMP certified IT leader with 20 years of experience directing digital transformation programs and cross functional delivery teams, </w:t>
+      </w:r>
+      <w:r>
+        <w:rPr>
+          <w:color w:val="333333"/>
+          <w:sz w:val="20"/>
+        </w:rPr>
+        <w:t>experience</w:t>
+      </w:r>
+      <w:r>
+        <w:rPr>
+          <w:color w:val="333333"/>
+          <w:sz w:val="20"/>
+        </w:rPr>
+        <w:t xml:space="preserve"> </w:t>
+      </w:r>
+      <w:r>
+        <w:rPr>
+          <w:color w:val="333333"/>
+          <w:sz w:val="20"/>
+        </w:rPr>
+        <w:t>handling</w:t>
+      </w:r>
+      <w:r>
+        <w:rPr>
+          <w:color w:val="333333"/>
+          <w:sz w:val="20"/>
+        </w:rPr>
+        <w:t xml:space="preserve"> C-suite </w:t>
+      </w:r>
+      <w:r>
+        <w:rPr>
+          <w:color w:val="333333"/>
+          <w:sz w:val="20"/>
+        </w:rPr>
+        <w:t>leadership</w:t>
+      </w:r>
+      <w:r>
+        <w:rPr>
+          <w:color w:val="333333"/>
+          <w:sz w:val="20"/>
+        </w:rPr>
+        <w:t xml:space="preserve"> and technical execution, and transforming legacy infrastructure into scalable cloud environments.</w:t>
       </w:r>
     </w:p>
     <w:p>
@@ -1503,21 +1593,7 @@
           <w:color w:val="555555"/>
           <w:sz w:val="20"/>
         </w:rPr>
-        <w:t>20</w:t>
-      </w:r>
-      <w:r>
-        <w:rPr>
-          <w:color w:val="555555"/>
-          <w:sz w:val="20"/>
-        </w:rPr>
-        <w:t>05</w:t>
-      </w:r>
-      <w:r>
-        <w:rPr>
-          <w:color w:val="555555"/>
-          <w:sz w:val="20"/>
-        </w:rPr>
-        <w:t xml:space="preserve"> – 2013</w:t>
+        <w:t>2005 – 2013</w:t>
       </w:r>
     </w:p>
     <w:p>
